--- a/01-6个主号内容创作/股份支付通俗版0812_发布文案/股份支付通俗版_Word1_账号1到6.docx
+++ b/01-6个主号内容创作/股份支付通俗版0812_发布文案/股份支付通俗版_Word1_账号1到6.docx
@@ -334,7 +334,7 @@
         <w:rPr>
           <w:sz w:val="24"/>
         </w:rPr>
-        <w:t>⚠️陷阱：权益结算最终给股份，现金结算最终给钱，别搞混。</w:t>
+        <w:t>⚠️陷阱：权益结算给股份，现金结算给钱，别搞混。</w:t>
       </w:r>
     </w:p>
     <w:p>
@@ -357,7 +357,7 @@
         <w:rPr>
           <w:sz w:val="24"/>
         </w:rPr>
-        <w:t>正经版：权益结算，等待期内每个资产负债表日，按"授予日"权益工具公允价值计量，此后不再变动。</w:t>
+        <w:t>正经版：权益结算，等待期内每个资产负债表日按"授予日"权益工具公允价值计量，此后不再变动。</w:t>
       </w:r>
     </w:p>
     <w:p>
@@ -388,7 +388,7 @@
         <w:rPr>
           <w:sz w:val="24"/>
         </w:rPr>
-        <w:t>正经版：现金结算，等待期内及结算前每个资产负债表日、结算日，均按负债公允价值重新计量，变动计入公允价值变动损益。</w:t>
+        <w:t>正经版：现金结算，等待期内及结算前每个资产负债表日、结算日均按负债公允价值重新计量，变动计入公允价值变动损益。</w:t>
       </w:r>
     </w:p>
     <w:p>
@@ -427,14 +427,6 @@
         <w:rPr>
           <w:sz w:val="24"/>
         </w:rPr>
-        <w:t>⚠️陷阱：以为没行权就要冲回费用，其实不用。</w:t>
-      </w:r>
-    </w:p>
-    <w:p>
-      <w:r>
-        <w:rPr>
-          <w:sz w:val="24"/>
-        </w:rPr>
       </w:r>
     </w:p>
     <w:p>
@@ -450,15 +442,7 @@
         <w:rPr>
           <w:sz w:val="24"/>
         </w:rPr>
-        <w:t>正经版：结算企业用自身权益工具结算的按权益结算，否则按现金结算；接受服务企业没有结算义务或授予自身权益工具的按权益结算，有结算义务且授予集团内其他企业权益工具的按现金结算。</w:t>
-      </w:r>
-    </w:p>
-    <w:p>
-      <w:r>
-        <w:rPr>
-          <w:sz w:val="24"/>
-        </w:rPr>
-        <w:t>⚠️陷阱：接受服务企业和结算企业的判断标准不是一回事，别套错。</w:t>
+        <w:t>正经版：结算企业用自身权益工具结算按权益结算，否则按现金结算；接受服务企业无结算义务或授予自身权益工具按权益结算，有结算义务且授予集团内其他企业权益工具按现金结算。</w:t>
       </w:r>
     </w:p>
     <w:p>
@@ -531,7 +515,7 @@
         <w:rPr>
           <w:sz w:val="24"/>
         </w:rPr>
-        <w:t>坑一：以为权益结算也要跟着股价重新算账。我一开始想当然，觉得"公司股票涨了，费用肯定要跟着往上调"，结果做题全错。真相是：权益结算这条路，从授予日那天定下的公允价值，整个等待期用到底，根本不管股价后来怎么折腾，压根不用重新算。</w:t>
+        <w:t>坑一：以为权益结算也要跟着股价重新算账。我一开始想当然，觉得"公司股票涨了，费用肯定要跟着往上调"，结果做题全错。真相是：权益结算从授予日那天定下的公允价值，整个等待期用到底，根本不管股价后来怎么折腾，压根不用重新算。</w:t>
       </w:r>
     </w:p>
     <w:p>
@@ -546,7 +530,7 @@
         <w:rPr>
           <w:sz w:val="24"/>
         </w:rPr>
-        <w:t>坑二：现金结算我却当成了"一口价"。既然权益结算不用重新算，我想当然以为现金结算也一样锁死授予日价格。结果正好反了——现金结算最后要付出真金白银，这笔账是"负债"，必须在等待期内每个资产负债表日、结算前每个资产负债表日、以及结算日，一遍遍按当天的公允价值重新计量，涨跌的差额都要算进当期损益（公允价值变动损益）。</w:t>
+        <w:t>坑二：现金结算我却当成了"一口价"。既然权益结算不用重新算，我想当然以为现金结算也一样锁死授予日价格。结果正好反了——现金结算最后要付真金白银，这笔账是"负债"，必须在等待期内每个资产负债表日、结算前每个资产负债表日、以及结算日，一遍遍按当天公允价值重新计量，涨跌差额都要算进当期损益（公允价值变动损益）。</w:t>
       </w:r>
     </w:p>
     <w:p>
@@ -561,7 +545,7 @@
         <w:rPr>
           <w:sz w:val="24"/>
         </w:rPr>
-        <w:t>坑三：以为授予日就要开始记账。凡是"非立即可行权"的股份支付（也就是需要等一段服务期才能拿到），授予日当天是不做任何会计处理的，一分钱都不记，要等到等待期内的每个资产负债表日，才开始按比例分摊记录费用。我一开始一看到"授予"两个字就下意识记账，结果方向全反了。</w:t>
+        <w:t>坑三：以为授予日就要开始记账。凡是"非立即可行权"的股份支付（需要等一段服务期才能拿到），授予日当天不做任何会计处理，要等到等待期内的每个资产负债表日，才开始按比例分摊记录费用。我一开始一看到"授予"两个字就下意识记账，方向全反了。</w:t>
       </w:r>
     </w:p>
     <w:p>
@@ -576,7 +560,7 @@
         <w:rPr>
           <w:sz w:val="24"/>
         </w:rPr>
-        <w:t>坑四：把"服务期没满"和"没真的行权"混为一谈。可行权日之后，不管员工最后有没有真的去行权（比如没花钱买股票），公司已经确认的成本费用都不再往回调整了——这条经常被出题人拿来考"是不是要冲回费用"，答案是：不冲回。</w:t>
+        <w:t>坑四：把"服务期没满"和"没真的行权"混为一谈。可行权日之后，不管员工最后有没有真的去行权，公司已经确认的成本费用都不再往回调整了——这条常被拿来考"是不是要冲回费用"，答案是：不冲回。</w:t>
       </w:r>
     </w:p>
     <w:p>
@@ -697,7 +681,7 @@
         <w:rPr>
           <w:sz w:val="24"/>
         </w:rPr>
-        <w:t>以权益结算的股份支付：授予权益工具（本企业股票或其他权益工具），常用工具是限制性股票（先给股票，不达标再收回）和股票期权（先设条件，达标后按约定价格买股票）。</w:t>
+        <w:t>权益结算：授予权益工具，常用限制性股票（先给股票，不达标再收回）、股票期权（达标后按约定价格买股票）。</w:t>
       </w:r>
     </w:p>
     <w:p>
@@ -705,7 +689,7 @@
         <w:rPr>
           <w:sz w:val="24"/>
         </w:rPr>
-        <w:t>以现金结算的股份支付：承担一项负债（未来付现金或其他资产），常用工具是模拟股票和现金股票增值权（不实际给股票，模拟股价涨跌折算成钱）。</w:t>
+        <w:t>现金结算：承担一项负债，常用模拟股票、现金股票增值权（不实际给股票，模拟股价涨跌折算成钱）。</w:t>
       </w:r>
     </w:p>
     <w:p>
@@ -729,7 +713,7 @@
         <w:rPr>
           <w:sz w:val="24"/>
         </w:rPr>
-        <w:t>立即可行权（没有等待期）：授予日按权益工具公允价值，计入成本费用，同时计入资本公积——股本溢价。</w:t>
+        <w:t>立即可行权：授予日按权益工具公允价值计入成本费用，计入资本公积——股本溢价。</w:t>
       </w:r>
     </w:p>
     <w:p>
@@ -737,7 +721,7 @@
         <w:rPr>
           <w:sz w:val="24"/>
         </w:rPr>
-        <w:t>非立即可行权（有等待期）：授予日不做处理；等待期内每个资产负债表日，以对可行权数量的最佳估计为基础，按权益工具在"授予日"的公允价值确认成本费用，同时计入资本公积——其他资本公积。</w:t>
+        <w:t>非立即可行权：授予日不处理；等待期内每个资产负债表日，以对可行权数量的最佳估计为基础，按"授予日"公允价值确认成本费用，计入资本公积——其他资本公积。</w:t>
       </w:r>
     </w:p>
     <w:p>
@@ -745,7 +729,7 @@
         <w:rPr>
           <w:sz w:val="24"/>
         </w:rPr>
-        <w:t>核心记忆点：权益结算，不管股价后来怎么涨跌，等待期内每年都用授予日那天定下的公允价值算账，不会跟着重新算。</w:t>
+        <w:t>核心记忆点：不管股价后来怎么涨跌，等待期内每年都用授予日那天定下的公允价值算账，不会跟着重新算。</w:t>
       </w:r>
     </w:p>
     <w:p>
@@ -769,7 +753,7 @@
         <w:rPr>
           <w:sz w:val="24"/>
         </w:rPr>
-        <w:t>立即可行权：授予日按企业承担负债的公允价值计入成本费用，同时计入负债。</w:t>
+        <w:t>立即可行权：授予日按承担负债的公允价值计入成本费用和负债。</w:t>
       </w:r>
     </w:p>
     <w:p>
@@ -777,7 +761,7 @@
         <w:rPr>
           <w:sz w:val="24"/>
         </w:rPr>
-        <w:t>非立即可行权：授予日不处理；等待期内每个资产负债表日，以最可行权情况的最佳估计为基础，按企业承担负债的公允价值确认成本费用，同时计入负债。</w:t>
+        <w:t>非立即可行权：授予日不处理；等待期内每个资产负债表日，以最可行权情况的最佳估计为基础，按负债公允价值确认成本费用。</w:t>
       </w:r>
     </w:p>
     <w:p>
@@ -785,7 +769,7 @@
         <w:rPr>
           <w:sz w:val="24"/>
         </w:rPr>
-        <w:t>核心记忆点：现金结算，结算前每个资产负债表日和结算日，都要对负债公允价值重新计量，变动计入公允价值变动损益——这是和权益结算最大的区别。</w:t>
+        <w:t>核心记忆点：结算前每个资产负债表日和结算日，都要对负债公允价值重新计量，变动计入公允价值变动损益——这是和权益结算最大的区别。</w:t>
       </w:r>
     </w:p>
     <w:p>
@@ -833,23 +817,7 @@
         <w:rPr>
           <w:sz w:val="24"/>
         </w:rPr>
-        <w:t>可行权日之后：不管是否真的行权，成本费用都不再调整。</w:t>
-      </w:r>
-    </w:p>
-    <w:p>
-      <w:r>
-        <w:rPr>
-          <w:sz w:val="24"/>
-        </w:rPr>
-        <w:t>权益结算行权日：有偿行权收到的行权款计入银行存款，等待期内累计确认的资本公积转出，差额计入股本和资本公积——股本溢价。</w:t>
-      </w:r>
-    </w:p>
-    <w:p>
-      <w:r>
-        <w:rPr>
-          <w:sz w:val="24"/>
-        </w:rPr>
-        <w:t>现金结算结算日：应付职工薪酬转为支付的银行存款。</w:t>
+        <w:t>可行权日之后：不管是否真的行权，成本费用都不再调整。权益结算行权日：行权款＋累计确认的资本公积转出，计入股本和资本公积——股本溢价（差额）。现金结算结算日：应付职工薪酬转为支付的银行存款。</w:t>
       </w:r>
     </w:p>
     <w:p>
@@ -873,7 +841,7 @@
         <w:rPr>
           <w:sz w:val="24"/>
         </w:rPr>
-        <w:t>结算企业：用自身权益工具结算的，作为权益结算处理；除此之外，作为现金结算处理。</w:t>
+        <w:t>结算企业：用自身权益工具结算作为权益结算，否则作为现金结算。</w:t>
       </w:r>
     </w:p>
     <w:p>
@@ -881,7 +849,7 @@
         <w:rPr>
           <w:sz w:val="24"/>
         </w:rPr>
-        <w:t>接受服务企业：没有结算义务、或授予的是自身权益工具的，作为权益结算处理；有结算义务且授予的是集团内其他企业权益工具的，作为现金结算处理。</w:t>
+        <w:t>接受服务企业：没有结算义务或授予自身权益工具的作为权益结算，有结算义务且授予集团内其他企业权益工具的作为现金结算。</w:t>
       </w:r>
     </w:p>
     <w:p>
@@ -954,7 +922,7 @@
         <w:rPr>
           <w:sz w:val="24"/>
         </w:rPr>
-        <w:t>这一章为什么必考：股份支付是《中级会计实务》的重点章节，概念抽象但套路固定，选择题几乎每年都考，尤其爱在"权益结算和现金结算用哪个公允价值"这个点上反复设坑，这24天必须啃下来。</w:t>
+        <w:t>这一章为什么必考：股份支付是《中级会计实务》的重点章节，概念抽象但套路固定，选择题几乎每年都考，尤其爱在"权益结算和现金结算用哪个公允价值"上反复设坑，这24天必须啃下来。</w:t>
       </w:r>
     </w:p>
     <w:p>
@@ -969,7 +937,7 @@
         <w:rPr>
           <w:sz w:val="24"/>
         </w:rPr>
-        <w:t>高频考点1：两大类型分清楚。以权益结算的股份支付，最后给员工的是股份（限制性股票、股票期权）；以现金结算的股份支付，最后给员工的是跟股价挂钩的现金（模拟股票、现金股票增值权）。看最后到员工手里是股份还是钱，一秒分清。</w:t>
+        <w:t>高频考点1：两大类型分清楚。权益结算最后给员工股份（限制性股票、股票期权）；现金结算最后给员工跟股价挂钩的现金（模拟股票、现金股票增值权）。看最后到员工手里是股份还是钱，一秒分清。</w:t>
       </w:r>
     </w:p>
     <w:p>
@@ -999,7 +967,7 @@
         <w:rPr>
           <w:sz w:val="24"/>
         </w:rPr>
-        <w:t>高频考点3：授予日到底记不记账。立即可行权的，授予日就要按公允价值确认费用；非立即可行权（有等待期）的，授予日不做任何处理，等待期内才开始分期确认。</w:t>
+        <w:t>高频考点3：授予日到底记不记账。立即可行权的授予日就按公允价值确认费用；非立即可行权（有等待期）的授予日不做处理，等待期内才开始分期确认。</w:t>
       </w:r>
     </w:p>
     <w:p>
